--- a/Docs/SecurityDocs/SD23-COMPOSITE DBC With Security.docx
+++ b/Docs/SecurityDocs/SD23-COMPOSITE DBC With Security.docx
@@ -1,6 +1,6 @@
 
 <file path=word/document.xml><?xml version="1.0" encoding="utf-8"?>
-<w:document xmlns:wpc="http://schemas.microsoft.com/office/word/2010/wordprocessingCanvas" xmlns:cx="http://schemas.microsoft.com/office/drawing/2014/chartex" xmlns:cx1="http://schemas.microsoft.com/office/drawing/2015/9/8/chartex" xmlns:cx2="http://schemas.microsoft.com/office/drawing/2015/10/21/chartex" xmlns:cx3="http://schemas.microsoft.com/office/drawing/2016/5/9/chartex" xmlns:cx4="http://schemas.microsoft.com/office/drawing/2016/5/10/chartex" xmlns:cx5="http://schemas.microsoft.com/office/drawing/2016/5/11/chartex" xmlns:cx6="http://schemas.microsoft.com/office/drawing/2016/5/12/chartex" xmlns:cx7="http://schemas.microsoft.com/office/drawing/2016/5/13/chartex" xmlns:cx8="http://schemas.microsoft.com/office/drawing/2016/5/14/chartex" xmlns:mc="http://schemas.openxmlformats.org/markup-compatibility/2006" xmlns:aink="http://schemas.microsoft.com/office/drawing/2016/ink" xmlns:am3d="http://schemas.microsoft.com/office/drawing/2017/model3d" xmlns:o="urn:schemas-microsoft-com:office:office" xmlns:oel="http://schemas.microsoft.com/office/2019/extlst" xmlns:r="http://schemas.openxmlformats.org/officeDocument/2006/relationships" xmlns:m="http://schemas.openxmlformats.org/officeDocument/2006/math" xmlns:v="urn:schemas-microsoft-com:vml" xmlns:wp14="http://schemas.microsoft.com/office/word/2010/wordprocessingDrawing" xmlns:wp="http://schemas.openxmlformats.org/drawingml/2006/wordprocessingDrawing" xmlns:w10="urn:schemas-microsoft-com:office:word" xmlns:w="http://schemas.openxmlformats.org/wordprocessingml/2006/main" xmlns:w14="http://schemas.microsoft.com/office/word/2010/wordml" xmlns:w15="http://schemas.microsoft.com/office/word/2012/wordml" xmlns:w16cei="http://schemas.microsoft.com/office/word/2026/wordml/cei" xmlns:w16cex="http://schemas.microsoft.com/office/word/2018/wordml/cex" xmlns:w16cid="http://schemas.microsoft.com/office/word/2016/wordml/cid" xmlns:w16="http://schemas.microsoft.com/office/word/2018/wordml" xmlns:w16du="http://schemas.microsoft.com/office/word/2023/wordml/word16du" xmlns:w16sdtdh="http://schemas.microsoft.com/office/word/2020/wordml/sdtdatahash" xmlns:w16sdtfl="http://schemas.microsoft.com/office/word/2024/wordml/sdtformatlock" xmlns:w16se="http://schemas.microsoft.com/office/word/2015/wordml/symex" xmlns:wpg="http://schemas.microsoft.com/office/word/2010/wordprocessingGroup" xmlns:wpi="http://schemas.microsoft.com/office/word/2010/wordprocessingInk" xmlns:wne="http://schemas.microsoft.com/office/word/2006/wordml" xmlns:wps="http://schemas.microsoft.com/office/word/2010/wordprocessingShape" mc:Ignorable="w14 w15 w16se w16cid w16 w16cex w16sdtdh w16sdtfl w16du wp14">
+<w:document xmlns:wpc="http://schemas.microsoft.com/office/word/2010/wordprocessingCanvas" xmlns:cx="http://schemas.microsoft.com/office/drawing/2014/chartex" xmlns:cx1="http://schemas.microsoft.com/office/drawing/2015/9/8/chartex" xmlns:cx2="http://schemas.microsoft.com/office/drawing/2015/10/21/chartex" xmlns:cx3="http://schemas.microsoft.com/office/drawing/2016/5/9/chartex" xmlns:cx4="http://schemas.microsoft.com/office/drawing/2016/5/10/chartex" xmlns:cx5="http://schemas.microsoft.com/office/drawing/2016/5/11/chartex" xmlns:cx6="http://schemas.microsoft.com/office/drawing/2016/5/12/chartex" xmlns:cx7="http://schemas.microsoft.com/office/drawing/2016/5/13/chartex" xmlns:cx8="http://schemas.microsoft.com/office/drawing/2016/5/14/chartex" xmlns:mc="http://schemas.openxmlformats.org/markup-compatibility/2006" xmlns:aink="http://schemas.microsoft.com/office/drawing/2016/ink" xmlns:am3d="http://schemas.microsoft.com/office/drawing/2017/model3d" xmlns:o="urn:schemas-microsoft-com:office:office" xmlns:oel="http://schemas.microsoft.com/office/2019/extlst" xmlns:r="http://schemas.openxmlformats.org/officeDocument/2006/relationships" xmlns:m="http://schemas.openxmlformats.org/officeDocument/2006/math" xmlns:v="urn:schemas-microsoft-com:vml" xmlns:wp14="http://schemas.microsoft.com/office/word/2010/wordprocessingDrawing" xmlns:wp="http://schemas.openxmlformats.org/drawingml/2006/wordprocessingDrawing" xmlns:w10="urn:schemas-microsoft-com:office:word" xmlns:w="http://schemas.openxmlformats.org/wordprocessingml/2006/main" xmlns:w14="http://schemas.microsoft.com/office/word/2010/wordml" xmlns:w15="http://schemas.microsoft.com/office/word/2012/wordml" xmlns:w16cex="http://schemas.microsoft.com/office/word/2018/wordml/cex" xmlns:w16cid="http://schemas.microsoft.com/office/word/2016/wordml/cid" xmlns:w16="http://schemas.microsoft.com/office/word/2018/wordml" xmlns:w16du="http://schemas.microsoft.com/office/word/2023/wordml/word16du" xmlns:w16sdtdh="http://schemas.microsoft.com/office/word/2020/wordml/sdtdatahash" xmlns:w16sdtfl="http://schemas.microsoft.com/office/word/2024/wordml/sdtformatlock" xmlns:w16se="http://schemas.microsoft.com/office/word/2015/wordml/symex" xmlns:wpg="http://schemas.microsoft.com/office/word/2010/wordprocessingGroup" xmlns:wpi="http://schemas.microsoft.com/office/word/2010/wordprocessingInk" xmlns:wne="http://schemas.microsoft.com/office/word/2006/wordml" xmlns:wps="http://schemas.microsoft.com/office/word/2010/wordprocessingShape" mc:Ignorable="w14 w15 w16se w16cid w16 w16cex w16sdtdh w16sdtfl w16du wp14">
   <w:body>
     <w:p>
       <w:pPr>
@@ -117,7 +117,81 @@
                 <w:sz w:val="22"/>
                 <w:szCs w:val="22"/>
               </w:rPr>
-              <w:t>From the statement of account dated {{STATEMENT_DATE}} sent to you, your account has been debited with Rs. {{INTEREST_AMOUNT_FIGURE}} being the interest for the period ended {{PERIOD_ENDED_DATE}} and that the balance of your Overdraft/Cash/Credit/Loan Account as on {{BALANCE_AS_ON_DATE}} was debit Rs. {{DEBIT_BALANCE_FIGURE}} (Rupees {{DEBIT_BALANCE_WORDS}} only).</w:t>
+              <w:t xml:space="preserve">From the statement of account dated </w:t>
+            </w:r>
+            <w:r>
+              <w:rPr>
+                <w:sz w:val="22"/>
+                <w:szCs w:val="22"/>
+              </w:rPr>
+              <w:t xml:space="preserve">{{DBC_STATEMENT_DATE}} </w:t>
+            </w:r>
+            <w:r>
+              <w:rPr>
+                <w:sz w:val="22"/>
+                <w:szCs w:val="22"/>
+              </w:rPr>
+              <w:t xml:space="preserve">sent to you, your account has been debited with Rs. {{INTEREST_AMOUNT_FIGURE}} being the interest for the period ended {{PERIOD_ENDED_DATE}} and that the balance of your Overdraft/Cash/Credit/Loan Account as on </w:t>
+            </w:r>
+            <w:r>
+              <w:rPr>
+                <w:sz w:val="22"/>
+                <w:szCs w:val="22"/>
+              </w:rPr>
+              <w:t xml:space="preserve">{{DBC_BALANCE_AS_ON_DATE}} </w:t>
+            </w:r>
+            <w:r>
+              <w:rPr>
+                <w:sz w:val="22"/>
+                <w:szCs w:val="22"/>
+              </w:rPr>
+              <w:t xml:space="preserve">was debit Rs. </w:t>
+            </w:r>
+            <w:r>
+              <w:rPr>
+                <w:b/>
+                <w:bCs/>
+                <w:sz w:val="22"/>
+                <w:szCs w:val="22"/>
+              </w:rPr>
+              <w:t>{{DBC_DEBIT_BALANCE_FIGURE}}</w:t>
+            </w:r>
+            <w:r>
+              <w:rPr>
+                <w:sz w:val="22"/>
+                <w:szCs w:val="22"/>
+              </w:rPr>
+              <w:t xml:space="preserve"> </w:t>
+            </w:r>
+            <w:r>
+              <w:rPr>
+                <w:sz w:val="22"/>
+                <w:szCs w:val="22"/>
+              </w:rPr>
+              <w:t xml:space="preserve">(Rupees </w:t>
+            </w:r>
+            <w:r>
+              <w:rPr>
+                <w:b/>
+                <w:bCs/>
+                <w:sz w:val="22"/>
+                <w:szCs w:val="22"/>
+              </w:rPr>
+              <w:t>{{DBC_DEBIT_BALANCE_WORDS}}</w:t>
+            </w:r>
+            <w:r>
+              <w:rPr>
+                <w:sz w:val="22"/>
+                <w:szCs w:val="22"/>
+              </w:rPr>
+              <w:t xml:space="preserve"> </w:t>
+            </w:r>
+            <w:r>
+              <w:rPr>
+                <w:sz w:val="22"/>
+                <w:szCs w:val="22"/>
+              </w:rPr>
+              <w:t>only).</w:t>
             </w:r>
             <w:r>
               <w:rPr>
@@ -247,39 +321,7 @@
                 <w:sz w:val="22"/>
                 <w:szCs w:val="22"/>
               </w:rPr>
-              <w:t xml:space="preserve">f) Equitable Mortgage of immovable property </w:t>
-            </w:r>
-            <w:proofErr w:type="gramStart"/>
-            <w:r>
-              <w:rPr>
-                <w:sz w:val="22"/>
-                <w:szCs w:val="22"/>
-              </w:rPr>
-              <w:t>situate</w:t>
-            </w:r>
-            <w:proofErr w:type="gramEnd"/>
-            <w:r>
-              <w:rPr>
-                <w:sz w:val="22"/>
-                <w:szCs w:val="22"/>
-              </w:rPr>
-              <w:t xml:space="preserve"> at {{PROPERTY_ADDRESS}} Created by deposit of title deeds at {{MORTGAGE_PLACE}} on {{MORTGAGE_DAY}}/20**{{MORTGAGE_YEAR_YY</w:t>
-            </w:r>
-            <w:proofErr w:type="gramStart"/>
-            <w:r>
-              <w:rPr>
-                <w:sz w:val="22"/>
-                <w:szCs w:val="22"/>
-              </w:rPr>
-              <w:t>}}*</w:t>
-            </w:r>
-            <w:proofErr w:type="gramEnd"/>
-            <w:r>
-              <w:rPr>
-                <w:sz w:val="22"/>
-                <w:szCs w:val="22"/>
-              </w:rPr>
-              <w:t>* the day of {{MORTGAGE_MONTH}}</w:t>
+              <w:t>f) Equitable Mortgage of immovable property situate at {{PROPERTY_ADDRESS}} Created by deposit of title deeds at {{MORTGAGE_PLACE}} on {{MORTGAGE_DAY}}/20**{{MORTGAGE_YEAR_YY}}** the day of {{MORTGAGE_MONTH}}</w:t>
             </w:r>
           </w:p>
           <w:p>
@@ -296,39 +338,7 @@
                 <w:sz w:val="22"/>
                 <w:szCs w:val="22"/>
               </w:rPr>
-              <w:t xml:space="preserve">g) Registered mortgage of immovable property </w:t>
-            </w:r>
-            <w:proofErr w:type="gramStart"/>
-            <w:r>
-              <w:rPr>
-                <w:sz w:val="22"/>
-                <w:szCs w:val="22"/>
-              </w:rPr>
-              <w:t>situate</w:t>
-            </w:r>
-            <w:proofErr w:type="gramEnd"/>
-            <w:r>
-              <w:rPr>
-                <w:sz w:val="22"/>
-                <w:szCs w:val="22"/>
-              </w:rPr>
-              <w:t xml:space="preserve"> at {{PROPERTY_ADDRESS}} pursuant to the Deed of Mortgage dated {{MORTGAGE_DEED_DATE}} and </w:t>
-            </w:r>
-            <w:proofErr w:type="gramStart"/>
-            <w:r>
-              <w:rPr>
-                <w:sz w:val="22"/>
-                <w:szCs w:val="22"/>
-              </w:rPr>
-              <w:t>Lodged</w:t>
-            </w:r>
-            <w:proofErr w:type="gramEnd"/>
-            <w:r>
-              <w:rPr>
-                <w:sz w:val="22"/>
-                <w:szCs w:val="22"/>
-              </w:rPr>
-              <w:t xml:space="preserve"> for registration/registered.</w:t>
+              <w:t>g) Registered mortgage of immovable property situate at {{PROPERTY_ADDRESS}} pursuant to the Deed of Mortgage dated {{MORTGAGE_DEED_DATE}} and Lodged for registration/registered.</w:t>
             </w:r>
           </w:p>
           <w:p>
@@ -477,7 +487,21 @@
                 <w:sz w:val="22"/>
                 <w:szCs w:val="22"/>
               </w:rPr>
-              <w:t>I/We state that we have received the Statement of Account dated {{STATEMENT_DATE}} from the Branch and that we have reconciled the figures with our accounts and have satisfied ourselves with the balance as shown in the said Statement of Account.</w:t>
+              <w:t xml:space="preserve">I/We state that we have received the Statement of Account dated </w:t>
+            </w:r>
+            <w:r>
+              <w:rPr>
+                <w:sz w:val="22"/>
+                <w:szCs w:val="22"/>
+              </w:rPr>
+              <w:t xml:space="preserve">{{DBC_STATEMENT_DATE}} </w:t>
+            </w:r>
+            <w:r>
+              <w:rPr>
+                <w:sz w:val="22"/>
+                <w:szCs w:val="22"/>
+              </w:rPr>
+              <w:t>from the Branch and that we have reconciled the figures with our accounts and have satisfied ourselves with the balance as shown in the said Statement of Account.</w:t>
             </w:r>
           </w:p>
           <w:p>
@@ -502,7 +526,35 @@
                 <w:sz w:val="22"/>
                 <w:szCs w:val="22"/>
               </w:rPr>
-              <w:t xml:space="preserve">I/We the borrower/s hereby further confirm and acknowledge my/our indebtedness to your Bank as on {{BALANCE_AS_ON_DATE}} in the sum of Rs. {{DEBIT_BALANCE_FIGURE}} inclusive of interest </w:t>
+              <w:t>I/We the borrower/s hereby further confirm and acknowledge my/our indebtedness to your Bank as on {{</w:t>
+            </w:r>
+            <w:r>
+              <w:rPr>
+                <w:sz w:val="22"/>
+                <w:szCs w:val="22"/>
+              </w:rPr>
+              <w:t>DBC_</w:t>
+            </w:r>
+            <w:r>
+              <w:rPr>
+                <w:sz w:val="22"/>
+                <w:szCs w:val="22"/>
+              </w:rPr>
+              <w:t>BALANCE_AS_ON_DATE}} in the sum of Rs. {{</w:t>
+            </w:r>
+            <w:r>
+              <w:rPr>
+                <w:sz w:val="22"/>
+                <w:szCs w:val="22"/>
+              </w:rPr>
+              <w:t>DBC_</w:t>
+            </w:r>
+            <w:r>
+              <w:rPr>
+                <w:sz w:val="22"/>
+                <w:szCs w:val="22"/>
+              </w:rPr>
+              <w:t xml:space="preserve">DEBIT_BALANCE_FIGURE}} inclusive of interest </w:t>
             </w:r>
             <w:proofErr w:type="spellStart"/>
             <w:r>
@@ -596,7 +648,7 @@
                 <w:sz w:val="22"/>
                 <w:szCs w:val="22"/>
               </w:rPr>
-              <w:t>Date: {{DATE}}</w:t>
+              <w:t xml:space="preserve">Date: </w:t>
             </w:r>
           </w:p>
           <w:p>
@@ -666,7 +718,7 @@
                 <w:szCs w:val="22"/>
               </w:rPr>
               <w:br/>
-              <w:t>Date: {{DATE}}</w:t>
+              <w:t xml:space="preserve">Date: </w:t>
             </w:r>
           </w:p>
           <w:p>
@@ -724,7 +776,7 @@
 </file>
 
 <file path=word/endnotes.xml><?xml version="1.0" encoding="utf-8"?>
-<w:endnotes xmlns:wpc="http://schemas.microsoft.com/office/word/2010/wordprocessingCanvas" xmlns:cx="http://schemas.microsoft.com/office/drawing/2014/chartex" xmlns:cx1="http://schemas.microsoft.com/office/drawing/2015/9/8/chartex" xmlns:cx2="http://schemas.microsoft.com/office/drawing/2015/10/21/chartex" xmlns:cx3="http://schemas.microsoft.com/office/drawing/2016/5/9/chartex" xmlns:cx4="http://schemas.microsoft.com/office/drawing/2016/5/10/chartex" xmlns:cx5="http://schemas.microsoft.com/office/drawing/2016/5/11/chartex" xmlns:cx6="http://schemas.microsoft.com/office/drawing/2016/5/12/chartex" xmlns:cx7="http://schemas.microsoft.com/office/drawing/2016/5/13/chartex" xmlns:cx8="http://schemas.microsoft.com/office/drawing/2016/5/14/chartex" xmlns:mc="http://schemas.openxmlformats.org/markup-compatibility/2006" xmlns:aink="http://schemas.microsoft.com/office/drawing/2016/ink" xmlns:am3d="http://schemas.microsoft.com/office/drawing/2017/model3d" xmlns:o="urn:schemas-microsoft-com:office:office" xmlns:oel="http://schemas.microsoft.com/office/2019/extlst" xmlns:r="http://schemas.openxmlformats.org/officeDocument/2006/relationships" xmlns:m="http://schemas.openxmlformats.org/officeDocument/2006/math" xmlns:v="urn:schemas-microsoft-com:vml" xmlns:wp14="http://schemas.microsoft.com/office/word/2010/wordprocessingDrawing" xmlns:wp="http://schemas.openxmlformats.org/drawingml/2006/wordprocessingDrawing" xmlns:w10="urn:schemas-microsoft-com:office:word" xmlns:w="http://schemas.openxmlformats.org/wordprocessingml/2006/main" xmlns:w14="http://schemas.microsoft.com/office/word/2010/wordml" xmlns:w15="http://schemas.microsoft.com/office/word/2012/wordml" xmlns:w16cei="http://schemas.microsoft.com/office/word/2026/wordml/cei" xmlns:w16cex="http://schemas.microsoft.com/office/word/2018/wordml/cex" xmlns:w16cid="http://schemas.microsoft.com/office/word/2016/wordml/cid" xmlns:w16="http://schemas.microsoft.com/office/word/2018/wordml" xmlns:w16du="http://schemas.microsoft.com/office/word/2023/wordml/word16du" xmlns:w16sdtdh="http://schemas.microsoft.com/office/word/2020/wordml/sdtdatahash" xmlns:w16sdtfl="http://schemas.microsoft.com/office/word/2024/wordml/sdtformatlock" xmlns:w16se="http://schemas.microsoft.com/office/word/2015/wordml/symex" xmlns:wpg="http://schemas.microsoft.com/office/word/2010/wordprocessingGroup" xmlns:wpi="http://schemas.microsoft.com/office/word/2010/wordprocessingInk" xmlns:wne="http://schemas.microsoft.com/office/word/2006/wordml" xmlns:wps="http://schemas.microsoft.com/office/word/2010/wordprocessingShape" mc:Ignorable="w14 w15 w16se w16cid w16 w16cex w16sdtdh w16sdtfl w16du wp14">
+<w:endnotes xmlns:wpc="http://schemas.microsoft.com/office/word/2010/wordprocessingCanvas" xmlns:cx="http://schemas.microsoft.com/office/drawing/2014/chartex" xmlns:cx1="http://schemas.microsoft.com/office/drawing/2015/9/8/chartex" xmlns:cx2="http://schemas.microsoft.com/office/drawing/2015/10/21/chartex" xmlns:cx3="http://schemas.microsoft.com/office/drawing/2016/5/9/chartex" xmlns:cx4="http://schemas.microsoft.com/office/drawing/2016/5/10/chartex" xmlns:cx5="http://schemas.microsoft.com/office/drawing/2016/5/11/chartex" xmlns:cx6="http://schemas.microsoft.com/office/drawing/2016/5/12/chartex" xmlns:cx7="http://schemas.microsoft.com/office/drawing/2016/5/13/chartex" xmlns:cx8="http://schemas.microsoft.com/office/drawing/2016/5/14/chartex" xmlns:mc="http://schemas.openxmlformats.org/markup-compatibility/2006" xmlns:aink="http://schemas.microsoft.com/office/drawing/2016/ink" xmlns:am3d="http://schemas.microsoft.com/office/drawing/2017/model3d" xmlns:o="urn:schemas-microsoft-com:office:office" xmlns:oel="http://schemas.microsoft.com/office/2019/extlst" xmlns:r="http://schemas.openxmlformats.org/officeDocument/2006/relationships" xmlns:m="http://schemas.openxmlformats.org/officeDocument/2006/math" xmlns:v="urn:schemas-microsoft-com:vml" xmlns:wp14="http://schemas.microsoft.com/office/word/2010/wordprocessingDrawing" xmlns:wp="http://schemas.openxmlformats.org/drawingml/2006/wordprocessingDrawing" xmlns:w10="urn:schemas-microsoft-com:office:word" xmlns:w="http://schemas.openxmlformats.org/wordprocessingml/2006/main" xmlns:w14="http://schemas.microsoft.com/office/word/2010/wordml" xmlns:w15="http://schemas.microsoft.com/office/word/2012/wordml" xmlns:w16cex="http://schemas.microsoft.com/office/word/2018/wordml/cex" xmlns:w16cid="http://schemas.microsoft.com/office/word/2016/wordml/cid" xmlns:w16="http://schemas.microsoft.com/office/word/2018/wordml" xmlns:w16du="http://schemas.microsoft.com/office/word/2023/wordml/word16du" xmlns:w16sdtdh="http://schemas.microsoft.com/office/word/2020/wordml/sdtdatahash" xmlns:w16sdtfl="http://schemas.microsoft.com/office/word/2024/wordml/sdtformatlock" xmlns:w16se="http://schemas.microsoft.com/office/word/2015/wordml/symex" xmlns:wpg="http://schemas.microsoft.com/office/word/2010/wordprocessingGroup" xmlns:wpi="http://schemas.microsoft.com/office/word/2010/wordprocessingInk" xmlns:wne="http://schemas.microsoft.com/office/word/2006/wordml" xmlns:wps="http://schemas.microsoft.com/office/word/2010/wordprocessingShape" mc:Ignorable="w14 w15 w16se w16cid w16 w16cex w16sdtdh w16sdtfl w16du wp14">
   <w:endnote w:type="separator" w:id="-1">
     <w:p>
       <w:pPr>
@@ -749,7 +801,7 @@
 </file>
 
 <file path=word/footer1.xml><?xml version="1.0" encoding="utf-8"?>
-<w:ftr xmlns:wpc="http://schemas.microsoft.com/office/word/2010/wordprocessingCanvas" xmlns:cx="http://schemas.microsoft.com/office/drawing/2014/chartex" xmlns:cx1="http://schemas.microsoft.com/office/drawing/2015/9/8/chartex" xmlns:cx2="http://schemas.microsoft.com/office/drawing/2015/10/21/chartex" xmlns:cx3="http://schemas.microsoft.com/office/drawing/2016/5/9/chartex" xmlns:cx4="http://schemas.microsoft.com/office/drawing/2016/5/10/chartex" xmlns:cx5="http://schemas.microsoft.com/office/drawing/2016/5/11/chartex" xmlns:cx6="http://schemas.microsoft.com/office/drawing/2016/5/12/chartex" xmlns:cx7="http://schemas.microsoft.com/office/drawing/2016/5/13/chartex" xmlns:cx8="http://schemas.microsoft.com/office/drawing/2016/5/14/chartex" xmlns:mc="http://schemas.openxmlformats.org/markup-compatibility/2006" xmlns:aink="http://schemas.microsoft.com/office/drawing/2016/ink" xmlns:am3d="http://schemas.microsoft.com/office/drawing/2017/model3d" xmlns:o="urn:schemas-microsoft-com:office:office" xmlns:oel="http://schemas.microsoft.com/office/2019/extlst" xmlns:r="http://schemas.openxmlformats.org/officeDocument/2006/relationships" xmlns:m="http://schemas.openxmlformats.org/officeDocument/2006/math" xmlns:v="urn:schemas-microsoft-com:vml" xmlns:wp14="http://schemas.microsoft.com/office/word/2010/wordprocessingDrawing" xmlns:wp="http://schemas.openxmlformats.org/drawingml/2006/wordprocessingDrawing" xmlns:w10="urn:schemas-microsoft-com:office:word" xmlns:w="http://schemas.openxmlformats.org/wordprocessingml/2006/main" xmlns:w14="http://schemas.microsoft.com/office/word/2010/wordml" xmlns:w15="http://schemas.microsoft.com/office/word/2012/wordml" xmlns:w16cei="http://schemas.microsoft.com/office/word/2026/wordml/cei" xmlns:w16cex="http://schemas.microsoft.com/office/word/2018/wordml/cex" xmlns:w16cid="http://schemas.microsoft.com/office/word/2016/wordml/cid" xmlns:w16="http://schemas.microsoft.com/office/word/2018/wordml" xmlns:w16du="http://schemas.microsoft.com/office/word/2023/wordml/word16du" xmlns:w16sdtdh="http://schemas.microsoft.com/office/word/2020/wordml/sdtdatahash" xmlns:w16sdtfl="http://schemas.microsoft.com/office/word/2024/wordml/sdtformatlock" xmlns:w16se="http://schemas.microsoft.com/office/word/2015/wordml/symex" xmlns:wpg="http://schemas.microsoft.com/office/word/2010/wordprocessingGroup" xmlns:wpi="http://schemas.microsoft.com/office/word/2010/wordprocessingInk" xmlns:wne="http://schemas.microsoft.com/office/word/2006/wordml" xmlns:wps="http://schemas.microsoft.com/office/word/2010/wordprocessingShape" mc:Ignorable="w14 w15 w16se w16cid w16 w16cex w16sdtdh w16sdtfl w16du wp14">
+<w:ftr xmlns:wpc="http://schemas.microsoft.com/office/word/2010/wordprocessingCanvas" xmlns:cx="http://schemas.microsoft.com/office/drawing/2014/chartex" xmlns:cx1="http://schemas.microsoft.com/office/drawing/2015/9/8/chartex" xmlns:cx2="http://schemas.microsoft.com/office/drawing/2015/10/21/chartex" xmlns:cx3="http://schemas.microsoft.com/office/drawing/2016/5/9/chartex" xmlns:cx4="http://schemas.microsoft.com/office/drawing/2016/5/10/chartex" xmlns:cx5="http://schemas.microsoft.com/office/drawing/2016/5/11/chartex" xmlns:cx6="http://schemas.microsoft.com/office/drawing/2016/5/12/chartex" xmlns:cx7="http://schemas.microsoft.com/office/drawing/2016/5/13/chartex" xmlns:cx8="http://schemas.microsoft.com/office/drawing/2016/5/14/chartex" xmlns:mc="http://schemas.openxmlformats.org/markup-compatibility/2006" xmlns:aink="http://schemas.microsoft.com/office/drawing/2016/ink" xmlns:am3d="http://schemas.microsoft.com/office/drawing/2017/model3d" xmlns:o="urn:schemas-microsoft-com:office:office" xmlns:oel="http://schemas.microsoft.com/office/2019/extlst" xmlns:r="http://schemas.openxmlformats.org/officeDocument/2006/relationships" xmlns:m="http://schemas.openxmlformats.org/officeDocument/2006/math" xmlns:v="urn:schemas-microsoft-com:vml" xmlns:wp14="http://schemas.microsoft.com/office/word/2010/wordprocessingDrawing" xmlns:wp="http://schemas.openxmlformats.org/drawingml/2006/wordprocessingDrawing" xmlns:w10="urn:schemas-microsoft-com:office:word" xmlns:w="http://schemas.openxmlformats.org/wordprocessingml/2006/main" xmlns:w14="http://schemas.microsoft.com/office/word/2010/wordml" xmlns:w15="http://schemas.microsoft.com/office/word/2012/wordml" xmlns:w16cex="http://schemas.microsoft.com/office/word/2018/wordml/cex" xmlns:w16cid="http://schemas.microsoft.com/office/word/2016/wordml/cid" xmlns:w16="http://schemas.microsoft.com/office/word/2018/wordml" xmlns:w16du="http://schemas.microsoft.com/office/word/2023/wordml/word16du" xmlns:w16sdtdh="http://schemas.microsoft.com/office/word/2020/wordml/sdtdatahash" xmlns:w16sdtfl="http://schemas.microsoft.com/office/word/2024/wordml/sdtformatlock" xmlns:w16se="http://schemas.microsoft.com/office/word/2015/wordml/symex" xmlns:wpg="http://schemas.microsoft.com/office/word/2010/wordprocessingGroup" xmlns:wpi="http://schemas.microsoft.com/office/word/2010/wordprocessingInk" xmlns:wne="http://schemas.microsoft.com/office/word/2006/wordml" xmlns:wps="http://schemas.microsoft.com/office/word/2010/wordprocessingShape" mc:Ignorable="w14 w15 w16se w16cid w16 w16cex w16sdtdh w16sdtfl w16du wp14">
   <w:sdt>
     <w:sdtPr>
       <w:id w:val="-314117847"/>
@@ -816,7 +868,7 @@
 </file>
 
 <file path=word/footnotes.xml><?xml version="1.0" encoding="utf-8"?>
-<w:footnotes xmlns:wpc="http://schemas.microsoft.com/office/word/2010/wordprocessingCanvas" xmlns:cx="http://schemas.microsoft.com/office/drawing/2014/chartex" xmlns:cx1="http://schemas.microsoft.com/office/drawing/2015/9/8/chartex" xmlns:cx2="http://schemas.microsoft.com/office/drawing/2015/10/21/chartex" xmlns:cx3="http://schemas.microsoft.com/office/drawing/2016/5/9/chartex" xmlns:cx4="http://schemas.microsoft.com/office/drawing/2016/5/10/chartex" xmlns:cx5="http://schemas.microsoft.com/office/drawing/2016/5/11/chartex" xmlns:cx6="http://schemas.microsoft.com/office/drawing/2016/5/12/chartex" xmlns:cx7="http://schemas.microsoft.com/office/drawing/2016/5/13/chartex" xmlns:cx8="http://schemas.microsoft.com/office/drawing/2016/5/14/chartex" xmlns:mc="http://schemas.openxmlformats.org/markup-compatibility/2006" xmlns:aink="http://schemas.microsoft.com/office/drawing/2016/ink" xmlns:am3d="http://schemas.microsoft.com/office/drawing/2017/model3d" xmlns:o="urn:schemas-microsoft-com:office:office" xmlns:oel="http://schemas.microsoft.com/office/2019/extlst" xmlns:r="http://schemas.openxmlformats.org/officeDocument/2006/relationships" xmlns:m="http://schemas.openxmlformats.org/officeDocument/2006/math" xmlns:v="urn:schemas-microsoft-com:vml" xmlns:wp14="http://schemas.microsoft.com/office/word/2010/wordprocessingDrawing" xmlns:wp="http://schemas.openxmlformats.org/drawingml/2006/wordprocessingDrawing" xmlns:w10="urn:schemas-microsoft-com:office:word" xmlns:w="http://schemas.openxmlformats.org/wordprocessingml/2006/main" xmlns:w14="http://schemas.microsoft.com/office/word/2010/wordml" xmlns:w15="http://schemas.microsoft.com/office/word/2012/wordml" xmlns:w16cei="http://schemas.microsoft.com/office/word/2026/wordml/cei" xmlns:w16cex="http://schemas.microsoft.com/office/word/2018/wordml/cex" xmlns:w16cid="http://schemas.microsoft.com/office/word/2016/wordml/cid" xmlns:w16="http://schemas.microsoft.com/office/word/2018/wordml" xmlns:w16du="http://schemas.microsoft.com/office/word/2023/wordml/word16du" xmlns:w16sdtdh="http://schemas.microsoft.com/office/word/2020/wordml/sdtdatahash" xmlns:w16sdtfl="http://schemas.microsoft.com/office/word/2024/wordml/sdtformatlock" xmlns:w16se="http://schemas.microsoft.com/office/word/2015/wordml/symex" xmlns:wpg="http://schemas.microsoft.com/office/word/2010/wordprocessingGroup" xmlns:wpi="http://schemas.microsoft.com/office/word/2010/wordprocessingInk" xmlns:wne="http://schemas.microsoft.com/office/word/2006/wordml" xmlns:wps="http://schemas.microsoft.com/office/word/2010/wordprocessingShape" mc:Ignorable="w14 w15 w16se w16cid w16 w16cex w16sdtdh w16sdtfl w16du wp14">
+<w:footnotes xmlns:wpc="http://schemas.microsoft.com/office/word/2010/wordprocessingCanvas" xmlns:cx="http://schemas.microsoft.com/office/drawing/2014/chartex" xmlns:cx1="http://schemas.microsoft.com/office/drawing/2015/9/8/chartex" xmlns:cx2="http://schemas.microsoft.com/office/drawing/2015/10/21/chartex" xmlns:cx3="http://schemas.microsoft.com/office/drawing/2016/5/9/chartex" xmlns:cx4="http://schemas.microsoft.com/office/drawing/2016/5/10/chartex" xmlns:cx5="http://schemas.microsoft.com/office/drawing/2016/5/11/chartex" xmlns:cx6="http://schemas.microsoft.com/office/drawing/2016/5/12/chartex" xmlns:cx7="http://schemas.microsoft.com/office/drawing/2016/5/13/chartex" xmlns:cx8="http://schemas.microsoft.com/office/drawing/2016/5/14/chartex" xmlns:mc="http://schemas.openxmlformats.org/markup-compatibility/2006" xmlns:aink="http://schemas.microsoft.com/office/drawing/2016/ink" xmlns:am3d="http://schemas.microsoft.com/office/drawing/2017/model3d" xmlns:o="urn:schemas-microsoft-com:office:office" xmlns:oel="http://schemas.microsoft.com/office/2019/extlst" xmlns:r="http://schemas.openxmlformats.org/officeDocument/2006/relationships" xmlns:m="http://schemas.openxmlformats.org/officeDocument/2006/math" xmlns:v="urn:schemas-microsoft-com:vml" xmlns:wp14="http://schemas.microsoft.com/office/word/2010/wordprocessingDrawing" xmlns:wp="http://schemas.openxmlformats.org/drawingml/2006/wordprocessingDrawing" xmlns:w10="urn:schemas-microsoft-com:office:word" xmlns:w="http://schemas.openxmlformats.org/wordprocessingml/2006/main" xmlns:w14="http://schemas.microsoft.com/office/word/2010/wordml" xmlns:w15="http://schemas.microsoft.com/office/word/2012/wordml" xmlns:w16cex="http://schemas.microsoft.com/office/word/2018/wordml/cex" xmlns:w16cid="http://schemas.microsoft.com/office/word/2016/wordml/cid" xmlns:w16="http://schemas.microsoft.com/office/word/2018/wordml" xmlns:w16du="http://schemas.microsoft.com/office/word/2023/wordml/word16du" xmlns:w16sdtdh="http://schemas.microsoft.com/office/word/2020/wordml/sdtdatahash" xmlns:w16sdtfl="http://schemas.microsoft.com/office/word/2024/wordml/sdtformatlock" xmlns:w16se="http://schemas.microsoft.com/office/word/2015/wordml/symex" xmlns:wpg="http://schemas.microsoft.com/office/word/2010/wordprocessingGroup" xmlns:wpi="http://schemas.microsoft.com/office/word/2010/wordprocessingInk" xmlns:wne="http://schemas.microsoft.com/office/word/2006/wordml" xmlns:wps="http://schemas.microsoft.com/office/word/2010/wordprocessingShape" mc:Ignorable="w14 w15 w16se w16cid w16 w16cex w16sdtdh w16sdtfl w16du wp14">
   <w:footnote w:type="separator" w:id="-1">
     <w:p>
       <w:pPr>
@@ -841,7 +893,7 @@
 </file>
 
 <file path=word/numbering.xml><?xml version="1.0" encoding="utf-8"?>
-<w:numbering xmlns:wpc="http://schemas.microsoft.com/office/word/2010/wordprocessingCanvas" xmlns:cx="http://schemas.microsoft.com/office/drawing/2014/chartex" xmlns:cx1="http://schemas.microsoft.com/office/drawing/2015/9/8/chartex" xmlns:cx2="http://schemas.microsoft.com/office/drawing/2015/10/21/chartex" xmlns:cx3="http://schemas.microsoft.com/office/drawing/2016/5/9/chartex" xmlns:cx4="http://schemas.microsoft.com/office/drawing/2016/5/10/chartex" xmlns:cx5="http://schemas.microsoft.com/office/drawing/2016/5/11/chartex" xmlns:cx6="http://schemas.microsoft.com/office/drawing/2016/5/12/chartex" xmlns:cx7="http://schemas.microsoft.com/office/drawing/2016/5/13/chartex" xmlns:cx8="http://schemas.microsoft.com/office/drawing/2016/5/14/chartex" xmlns:mc="http://schemas.openxmlformats.org/markup-compatibility/2006" xmlns:aink="http://schemas.microsoft.com/office/drawing/2016/ink" xmlns:am3d="http://schemas.microsoft.com/office/drawing/2017/model3d" xmlns:o="urn:schemas-microsoft-com:office:office" xmlns:oel="http://schemas.microsoft.com/office/2019/extlst" xmlns:r="http://schemas.openxmlformats.org/officeDocument/2006/relationships" xmlns:m="http://schemas.openxmlformats.org/officeDocument/2006/math" xmlns:v="urn:schemas-microsoft-com:vml" xmlns:wp14="http://schemas.microsoft.com/office/word/2010/wordprocessingDrawing" xmlns:wp="http://schemas.openxmlformats.org/drawingml/2006/wordprocessingDrawing" xmlns:w10="urn:schemas-microsoft-com:office:word" xmlns:w="http://schemas.openxmlformats.org/wordprocessingml/2006/main" xmlns:w14="http://schemas.microsoft.com/office/word/2010/wordml" xmlns:w15="http://schemas.microsoft.com/office/word/2012/wordml" xmlns:w16cei="http://schemas.microsoft.com/office/word/2026/wordml/cei" xmlns:w16cex="http://schemas.microsoft.com/office/word/2018/wordml/cex" xmlns:w16cid="http://schemas.microsoft.com/office/word/2016/wordml/cid" xmlns:w16="http://schemas.microsoft.com/office/word/2018/wordml" xmlns:w16du="http://schemas.microsoft.com/office/word/2023/wordml/word16du" xmlns:w16sdtdh="http://schemas.microsoft.com/office/word/2020/wordml/sdtdatahash" xmlns:w16sdtfl="http://schemas.microsoft.com/office/word/2024/wordml/sdtformatlock" xmlns:w16se="http://schemas.microsoft.com/office/word/2015/wordml/symex" xmlns:wpg="http://schemas.microsoft.com/office/word/2010/wordprocessingGroup" xmlns:wpi="http://schemas.microsoft.com/office/word/2010/wordprocessingInk" xmlns:wne="http://schemas.microsoft.com/office/word/2006/wordml" xmlns:wps="http://schemas.microsoft.com/office/word/2010/wordprocessingShape" mc:Ignorable="w14 w15 w16se w16cid w16 w16cex w16sdtdh w16sdtfl w16du wp14">
+<w:numbering xmlns:wpc="http://schemas.microsoft.com/office/word/2010/wordprocessingCanvas" xmlns:cx="http://schemas.microsoft.com/office/drawing/2014/chartex" xmlns:cx1="http://schemas.microsoft.com/office/drawing/2015/9/8/chartex" xmlns:cx2="http://schemas.microsoft.com/office/drawing/2015/10/21/chartex" xmlns:cx3="http://schemas.microsoft.com/office/drawing/2016/5/9/chartex" xmlns:cx4="http://schemas.microsoft.com/office/drawing/2016/5/10/chartex" xmlns:cx5="http://schemas.microsoft.com/office/drawing/2016/5/11/chartex" xmlns:cx6="http://schemas.microsoft.com/office/drawing/2016/5/12/chartex" xmlns:cx7="http://schemas.microsoft.com/office/drawing/2016/5/13/chartex" xmlns:cx8="http://schemas.microsoft.com/office/drawing/2016/5/14/chartex" xmlns:mc="http://schemas.openxmlformats.org/markup-compatibility/2006" xmlns:aink="http://schemas.microsoft.com/office/drawing/2016/ink" xmlns:am3d="http://schemas.microsoft.com/office/drawing/2017/model3d" xmlns:o="urn:schemas-microsoft-com:office:office" xmlns:oel="http://schemas.microsoft.com/office/2019/extlst" xmlns:r="http://schemas.openxmlformats.org/officeDocument/2006/relationships" xmlns:m="http://schemas.openxmlformats.org/officeDocument/2006/math" xmlns:v="urn:schemas-microsoft-com:vml" xmlns:wp14="http://schemas.microsoft.com/office/word/2010/wordprocessingDrawing" xmlns:wp="http://schemas.openxmlformats.org/drawingml/2006/wordprocessingDrawing" xmlns:w10="urn:schemas-microsoft-com:office:word" xmlns:w="http://schemas.openxmlformats.org/wordprocessingml/2006/main" xmlns:w14="http://schemas.microsoft.com/office/word/2010/wordml" xmlns:w15="http://schemas.microsoft.com/office/word/2012/wordml" xmlns:w16cex="http://schemas.microsoft.com/office/word/2018/wordml/cex" xmlns:w16cid="http://schemas.microsoft.com/office/word/2016/wordml/cid" xmlns:w16="http://schemas.microsoft.com/office/word/2018/wordml" xmlns:w16du="http://schemas.microsoft.com/office/word/2023/wordml/word16du" xmlns:w16sdtdh="http://schemas.microsoft.com/office/word/2020/wordml/sdtdatahash" xmlns:w16sdtfl="http://schemas.microsoft.com/office/word/2024/wordml/sdtformatlock" xmlns:w16se="http://schemas.microsoft.com/office/word/2015/wordml/symex" xmlns:wpg="http://schemas.microsoft.com/office/word/2010/wordprocessingGroup" xmlns:wpi="http://schemas.microsoft.com/office/word/2010/wordprocessingInk" xmlns:wne="http://schemas.microsoft.com/office/word/2006/wordml" xmlns:wps="http://schemas.microsoft.com/office/word/2010/wordprocessingShape" mc:Ignorable="w14 w15 w16se w16cid w16 w16cex w16sdtdh w16sdtfl w16du wp14">
   <w:abstractNum w:abstractNumId="0" w15:restartNumberingAfterBreak="0">
     <w:nsid w:val="061A4BCF"/>
     <w:multiLevelType w:val="hybridMultilevel"/>
@@ -3492,7 +3544,6 @@
   <w:style w:type="character" w:default="1" w:styleId="DefaultParagraphFont">
     <w:name w:val="Default Paragraph Font"/>
     <w:uiPriority w:val="1"/>
-    <w:semiHidden/>
     <w:unhideWhenUsed/>
   </w:style>
   <w:style w:type="table" w:default="1" w:styleId="TableNormal">
